--- a/docs/银行电话费用分摊系统_PRD.docx
+++ b/docs/银行电话费用分摊系统_PRD.docx
@@ -1,6 +1,6 @@
 
 <file path=word/document.xml><?xml version="1.0" encoding="utf-8"?>
-<w:document xmlns:ns1="http://schemas.openxmlformats.org/markup-compatibility/2006" xmlns:ns2="http://schemas.openxmlformats.org/officeDocument/2006/relationships" xmlns:w="http://schemas.openxmlformats.org/wordprocessingml/2006/main" ns1:Ignorable="w14 w15 wp14">
+<w:document xmlns:ns1="http://schemas.openxmlformats.org/markup-compatibility/2006" xmlns:ns2="http://schemas.openxmlformats.org/officeDocument/2006/relationships" xmlns:w="http://schemas.openxmlformats.org/wordprocessingml/2006/main" xmlns:w14="http://schemas.microsoft.com/office/word/2010/wordml" ns1:Ignorable="w14 w15 wp14">
   <w:body>
     <w:p>
       <w:pPr>
@@ -5406,6 +5406,24 @@
           <w:sz w:val="20"/>
           <w:szCs w:val="20"/>
         </w:rPr>
+        <w:t xml:space="preserve">P0例外号码有独立管理页面（/base/exception-number），支持月份筛选、批次查看和例外详情操作</w:t>
+      </w:r>
+    </w:p>
+    <w:p>
+      <w:pPr>
+        <w:pStyle w:val="ListParagraph"/>
+        <w:numPr>
+          <w:ilvl w:val="0"/>
+          <w:numId w:val="8"/>
+        </w:numPr>
+        <w:spacing w:after="30" w:before="30"/>
+      </w:pPr>
+      <w:r>
+        <w:rPr>
+          <w:rFonts w:ascii="Microsoft YaHei" w:cs="Microsoft YaHei" w:eastAsia="Microsoft YaHei" w:hAnsi="Microsoft YaHei"/>
+          <w:sz w:val="20"/>
+          <w:szCs w:val="20"/>
+        </w:rPr>
         <w:t xml:space="preserve">校验结果存入bill_detail.ownership_source字段（P0/P1/P2/P3）</w:t>
       </w:r>
     </w:p>
@@ -8279,7 +8297,7 @@
                 <w:sz w:val="20"/>
                 <w:szCs w:val="20"/>
               </w:rPr>
-              <w:t xml:space="preserve">导入/查看号码归属表，例外标记</w:t>
+              <w:t xml:space="preserve">号码归属管理：月份筛选+导入月选择Modal+批次列表+服务端搜索分页，导入/查看号码归属表</w:t>
             </w:r>
           </w:p>
         </w:tc>
@@ -8357,6 +8375,83 @@
                 <w:szCs w:val="20"/>
               </w:rPr>
               <w:t xml:space="preserve">导入/查看通讯录，借调检测与处理</w:t>
+            </w:r>
+          </w:p>
+        </w:tc>
+      </w:tr>
+      <w:tr>
+        <w:tc>
+          <w:tcPr>
+            <w:tcW w:type="dxa" w:w="1800"/>
+            <w:tcBorders>
+              <w:top w:val="single" w:color="CCCCCC" w:sz="1"/>
+              <w:left w:val="single" w:color="CCCCCC" w:sz="1"/>
+              <w:bottom w:val="single" w:color="CCCCCC" w:sz="1"/>
+              <w:right w:val="single" w:color="CCCCCC" w:sz="1"/>
+            </w:tcBorders>
+            <w:vAlign w:val="center"/>
+          </w:tcPr>
+          <w:p>
+            <w:pPr>
+              <w:spacing w:after="40" w:before="40"/>
+            </w:pPr>
+            <w:r>
+              <w:rPr>
+                <w:rFonts w:ascii="Microsoft YaHei" w:cs="Microsoft YaHei" w:eastAsia="Microsoft YaHei" w:hAnsi="Microsoft YaHei"/>
+                <w:sz w:val="20"/>
+                <w:szCs w:val="20"/>
+              </w:rPr>
+              <w:t xml:space="preserve"/>
+            </w:r>
+          </w:p>
+        </w:tc>
+        <w:tc>
+          <w:tcPr>
+            <w:tcW w:type="dxa" w:w="2600"/>
+            <w:tcBorders>
+              <w:top w:val="single" w:color="CCCCCC" w:sz="1"/>
+              <w:left w:val="single" w:color="CCCCCC" w:sz="1"/>
+              <w:bottom w:val="single" w:color="CCCCCC" w:sz="1"/>
+              <w:right w:val="single" w:color="CCCCCC" w:sz="1"/>
+            </w:tcBorders>
+            <w:vAlign w:val="center"/>
+          </w:tcPr>
+          <w:p>
+            <w:pPr>
+              <w:spacing w:after="40" w:before="40"/>
+            </w:pPr>
+            <w:r>
+              <w:rPr>
+                <w:rFonts w:ascii="Microsoft YaHei" w:cs="Microsoft YaHei" w:eastAsia="Microsoft YaHei" w:hAnsi="Microsoft YaHei"/>
+                <w:sz w:val="20"/>
+                <w:szCs w:val="20"/>
+              </w:rPr>
+              <w:t xml:space="preserve">例外号码管理 /base/exception-number</w:t>
+            </w:r>
+          </w:p>
+        </w:tc>
+        <w:tc>
+          <w:tcPr>
+            <w:tcW w:type="dxa" w:w="4960"/>
+            <w:tcBorders>
+              <w:top w:val="single" w:color="CCCCCC" w:sz="1"/>
+              <w:left w:val="single" w:color="CCCCCC" w:sz="1"/>
+              <w:bottom w:val="single" w:color="CCCCCC" w:sz="1"/>
+              <w:right w:val="single" w:color="CCCCCC" w:sz="1"/>
+            </w:tcBorders>
+            <w:vAlign w:val="center"/>
+          </w:tcPr>
+          <w:p>
+            <w:pPr>
+              <w:spacing w:after="40" w:before="40"/>
+            </w:pPr>
+            <w:r>
+              <w:rPr>
+                <w:rFonts w:ascii="Microsoft YaHei" w:cs="Microsoft YaHei" w:eastAsia="Microsoft YaHei" w:hAnsi="Microsoft YaHei"/>
+                <w:sz w:val="20"/>
+                <w:szCs w:val="20"/>
+              </w:rPr>
+              <w:t xml:space="preserve">P0例外号码独立管理，月份筛选+批次管理+详情（差异对比/编辑原因/同步/解除/批量解除）</w:t>
             </w:r>
           </w:p>
         </w:tc>
@@ -9559,7 +9654,7 @@
                 <w:sz w:val="20"/>
                 <w:szCs w:val="20"/>
               </w:rPr>
-              <w:t xml:space="preserve">号码归属导入批次，记录导入时间和校验结果</w:t>
+              <w:t xml:space="preserve">号码归属导入批次，记录导入时间和校验结果（支持按 billing_month 筛选批次）</w:t>
             </w:r>
           </w:p>
         </w:tc>
@@ -11324,6 +11419,42 @@
     </w:p>
     <w:p>
       <w:pPr>
+        <w:pStyle w:val="ListParagraph"/>
+        <w:numPr>
+          <w:ilvl w:val="0"/>
+          <w:numId w:val="13"/>
+        </w:numPr>
+        <w:spacing w:after="30" w:before="30"/>
+      </w:pPr>
+      <w:r>
+        <w:rPr>
+          <w:rFonts w:ascii="Microsoft YaHei" w:cs="Microsoft YaHei" w:eastAsia="Microsoft YaHei" w:hAnsi="Microsoft YaHei"/>
+          <w:sz w:val="20"/>
+          <w:szCs w:val="20"/>
+        </w:rPr>
+        <w:t xml:space="preserve">支持按月份筛选批次，导入时选择账单月份</w:t>
+      </w:r>
+    </w:p>
+    <w:p>
+      <w:pPr>
+        <w:pStyle w:val="ListParagraph"/>
+        <w:numPr>
+          <w:ilvl w:val="0"/>
+          <w:numId w:val="13"/>
+        </w:numPr>
+        <w:spacing w:after="30" w:before="30"/>
+      </w:pPr>
+      <w:r>
+        <w:rPr>
+          <w:rFonts w:ascii="Microsoft YaHei" w:cs="Microsoft YaHei" w:eastAsia="Microsoft YaHei" w:hAnsi="Microsoft YaHei"/>
+          <w:sz w:val="20"/>
+          <w:szCs w:val="20"/>
+        </w:rPr>
+        <w:t xml:space="preserve">明细支持服务端分页搜索</w:t>
+      </w:r>
+    </w:p>
+    <w:p>
+      <w:pPr>
         <w:pStyle w:val="Heading3"/>
       </w:pPr>
       <w:bookmarkStart w:id="41" w:name="toc_auto_41"/>
@@ -12768,6 +12899,243 @@
                 <w:szCs w:val="20"/>
               </w:rPr>
               <w:t xml:space="preserve">查询账单批次列表</w:t>
+            </w:r>
+          </w:p>
+        </w:tc>
+      </w:tr>
+      <w:tr>
+        <w:tc>
+          <w:tcPr>
+            <w:tcW w:type="dxa" w:w="1000"/>
+            <w:tcBorders>
+              <w:top w:val="single" w:color="CCCCCC" w:sz="1"/>
+              <w:left w:val="single" w:color="CCCCCC" w:sz="1"/>
+              <w:bottom w:val="single" w:color="CCCCCC" w:sz="1"/>
+              <w:right w:val="single" w:color="CCCCCC" w:sz="1"/>
+            </w:tcBorders>
+            <w:vAlign w:val="center"/>
+          </w:tcPr>
+          <w:p>
+            <w:pPr>
+              <w:spacing w:after="40" w:before="40"/>
+              <w:jc w:val="center"/>
+            </w:pPr>
+            <w:r>
+              <w:rPr>
+                <w:rFonts w:ascii="Microsoft YaHei" w:cs="Microsoft YaHei" w:eastAsia="Microsoft YaHei" w:hAnsi="Microsoft YaHei"/>
+                <w:color w:val="2E7D32"/>
+                <w:sz w:val="20"/>
+                <w:szCs w:val="20"/>
+              </w:rPr>
+              <w:t xml:space="preserve">GET</w:t>
+            </w:r>
+          </w:p>
+        </w:tc>
+        <w:tc>
+          <w:tcPr>
+            <w:tcW w:type="dxa" w:w="4400"/>
+            <w:tcBorders>
+              <w:top w:val="single" w:color="CCCCCC" w:sz="1"/>
+              <w:left w:val="single" w:color="CCCCCC" w:sz="1"/>
+              <w:bottom w:val="single" w:color="CCCCCC" w:sz="1"/>
+              <w:right w:val="single" w:color="CCCCCC" w:sz="1"/>
+            </w:tcBorders>
+            <w:vAlign w:val="center"/>
+          </w:tcPr>
+          <w:p>
+            <w:pPr>
+              <w:spacing w:after="40" w:before="40"/>
+            </w:pPr>
+            <w:r>
+              <w:rPr>
+                <w:rFonts w:ascii="Microsoft YaHei" w:cs="Microsoft YaHei" w:eastAsia="Microsoft YaHei" w:hAnsi="Microsoft YaHei"/>
+                <w:sz w:val="20"/>
+                <w:szCs w:val="20"/>
+              </w:rPr>
+              <w:t xml:space="preserve">/api/import/ownership/months</w:t>
+            </w:r>
+          </w:p>
+        </w:tc>
+        <w:tc>
+          <w:tcPr>
+            <w:tcW w:type="dxa" w:w="3960"/>
+            <w:tcBorders>
+              <w:top w:val="single" w:color="CCCCCC" w:sz="1"/>
+              <w:left w:val="single" w:color="CCCCCC" w:sz="1"/>
+              <w:bottom w:val="single" w:color="CCCCCC" w:sz="1"/>
+              <w:right w:val="single" w:color="CCCCCC" w:sz="1"/>
+            </w:tcBorders>
+            <w:vAlign w:val="center"/>
+          </w:tcPr>
+          <w:p>
+            <w:pPr>
+              <w:spacing w:after="40" w:before="40"/>
+            </w:pPr>
+            <w:r>
+              <w:rPr>
+                <w:rFonts w:ascii="Microsoft YaHei" w:cs="Microsoft YaHei" w:eastAsia="Microsoft YaHei" w:hAnsi="Microsoft YaHei"/>
+                <w:sz w:val="20"/>
+                <w:szCs w:val="20"/>
+              </w:rPr>
+              <w:t xml:space="preserve">获取号码归属已导入月份</w:t>
+            </w:r>
+          </w:p>
+        </w:tc>
+      </w:tr>
+      <w:tr>
+        <w:tc>
+          <w:tcPr>
+            <w:tcW w:type="dxa" w:w="1000"/>
+            <w:tcBorders>
+              <w:top w:val="single" w:color="CCCCCC" w:sz="1"/>
+              <w:left w:val="single" w:color="CCCCCC" w:sz="1"/>
+              <w:bottom w:val="single" w:color="CCCCCC" w:sz="1"/>
+              <w:right w:val="single" w:color="CCCCCC" w:sz="1"/>
+            </w:tcBorders>
+            <w:vAlign w:val="center"/>
+          </w:tcPr>
+          <w:p>
+            <w:pPr>
+              <w:spacing w:after="40" w:before="40"/>
+              <w:jc w:val="center"/>
+            </w:pPr>
+            <w:r>
+              <w:rPr>
+                <w:rFonts w:ascii="Microsoft YaHei" w:cs="Microsoft YaHei" w:eastAsia="Microsoft YaHei" w:hAnsi="Microsoft YaHei"/>
+                <w:color w:val="2E7D32"/>
+                <w:sz w:val="20"/>
+                <w:szCs w:val="20"/>
+              </w:rPr>
+              <w:t xml:space="preserve">GET</w:t>
+            </w:r>
+          </w:p>
+        </w:tc>
+        <w:tc>
+          <w:tcPr>
+            <w:tcW w:type="dxa" w:w="4400"/>
+            <w:tcBorders>
+              <w:top w:val="single" w:color="CCCCCC" w:sz="1"/>
+              <w:left w:val="single" w:color="CCCCCC" w:sz="1"/>
+              <w:bottom w:val="single" w:color="CCCCCC" w:sz="1"/>
+              <w:right w:val="single" w:color="CCCCCC" w:sz="1"/>
+            </w:tcBorders>
+            <w:vAlign w:val="center"/>
+          </w:tcPr>
+          <w:p>
+            <w:pPr>
+              <w:spacing w:after="40" w:before="40"/>
+            </w:pPr>
+            <w:r>
+              <w:rPr>
+                <w:rFonts w:ascii="Microsoft YaHei" w:cs="Microsoft YaHei" w:eastAsia="Microsoft YaHei" w:hAnsi="Microsoft YaHei"/>
+                <w:sz w:val="20"/>
+                <w:szCs w:val="20"/>
+              </w:rPr>
+              <w:t xml:space="preserve">/api/import/ownership/batches</w:t>
+            </w:r>
+          </w:p>
+        </w:tc>
+        <w:tc>
+          <w:tcPr>
+            <w:tcW w:type="dxa" w:w="3960"/>
+            <w:tcBorders>
+              <w:top w:val="single" w:color="CCCCCC" w:sz="1"/>
+              <w:left w:val="single" w:color="CCCCCC" w:sz="1"/>
+              <w:bottom w:val="single" w:color="CCCCCC" w:sz="1"/>
+              <w:right w:val="single" w:color="CCCCCC" w:sz="1"/>
+            </w:tcBorders>
+            <w:vAlign w:val="center"/>
+          </w:tcPr>
+          <w:p>
+            <w:pPr>
+              <w:spacing w:after="40" w:before="40"/>
+            </w:pPr>
+            <w:r>
+              <w:rPr>
+                <w:rFonts w:ascii="Microsoft YaHei" w:cs="Microsoft YaHei" w:eastAsia="Microsoft YaHei" w:hAnsi="Microsoft YaHei"/>
+                <w:sz w:val="20"/>
+                <w:szCs w:val="20"/>
+              </w:rPr>
+              <w:t xml:space="preserve">获取号码归属批次列表（支持billing_month筛选）</w:t>
+            </w:r>
+          </w:p>
+        </w:tc>
+      </w:tr>
+      <w:tr>
+        <w:tc>
+          <w:tcPr>
+            <w:tcW w:type="dxa" w:w="1000"/>
+            <w:tcBorders>
+              <w:top w:val="single" w:color="CCCCCC" w:sz="1"/>
+              <w:left w:val="single" w:color="CCCCCC" w:sz="1"/>
+              <w:bottom w:val="single" w:color="CCCCCC" w:sz="1"/>
+              <w:right w:val="single" w:color="CCCCCC" w:sz="1"/>
+            </w:tcBorders>
+            <w:vAlign w:val="center"/>
+          </w:tcPr>
+          <w:p>
+            <w:pPr>
+              <w:spacing w:after="40" w:before="40"/>
+              <w:jc w:val="center"/>
+            </w:pPr>
+            <w:r>
+              <w:rPr>
+                <w:rFonts w:ascii="Microsoft YaHei" w:cs="Microsoft YaHei" w:eastAsia="Microsoft YaHei" w:hAnsi="Microsoft YaHei"/>
+                <w:color w:val="2E7D32"/>
+                <w:sz w:val="20"/>
+                <w:szCs w:val="20"/>
+              </w:rPr>
+              <w:t xml:space="preserve">GET</w:t>
+            </w:r>
+          </w:p>
+        </w:tc>
+        <w:tc>
+          <w:tcPr>
+            <w:tcW w:type="dxa" w:w="4400"/>
+            <w:tcBorders>
+              <w:top w:val="single" w:color="CCCCCC" w:sz="1"/>
+              <w:left w:val="single" w:color="CCCCCC" w:sz="1"/>
+              <w:bottom w:val="single" w:color="CCCCCC" w:sz="1"/>
+              <w:right w:val="single" w:color="CCCCCC" w:sz="1"/>
+            </w:tcBorders>
+            <w:vAlign w:val="center"/>
+          </w:tcPr>
+          <w:p>
+            <w:pPr>
+              <w:spacing w:after="40" w:before="40"/>
+            </w:pPr>
+            <w:r>
+              <w:rPr>
+                <w:rFonts w:ascii="Microsoft YaHei" w:cs="Microsoft YaHei" w:eastAsia="Microsoft YaHei" w:hAnsi="Microsoft YaHei"/>
+                <w:sz w:val="20"/>
+                <w:szCs w:val="20"/>
+              </w:rPr>
+              <w:t xml:space="preserve">/api/import/ownership/entries-by-month</w:t>
+            </w:r>
+          </w:p>
+        </w:tc>
+        <w:tc>
+          <w:tcPr>
+            <w:tcW w:type="dxa" w:w="3960"/>
+            <w:tcBorders>
+              <w:top w:val="single" w:color="CCCCCC" w:sz="1"/>
+              <w:left w:val="single" w:color="CCCCCC" w:sz="1"/>
+              <w:bottom w:val="single" w:color="CCCCCC" w:sz="1"/>
+              <w:right w:val="single" w:color="CCCCCC" w:sz="1"/>
+            </w:tcBorders>
+            <w:vAlign w:val="center"/>
+          </w:tcPr>
+          <w:p>
+            <w:pPr>
+              <w:spacing w:after="40" w:before="40"/>
+            </w:pPr>
+            <w:r>
+              <w:rPr>
+                <w:rFonts w:ascii="Microsoft YaHei" w:cs="Microsoft YaHei" w:eastAsia="Microsoft YaHei" w:hAnsi="Microsoft YaHei"/>
+                <w:sz w:val="20"/>
+                <w:szCs w:val="20"/>
+              </w:rPr>
+              <w:t xml:space="preserve">按月份查询号码归属明细（服务端分页+搜索）</w:t>
             </w:r>
           </w:p>
         </w:tc>
@@ -16793,11 +17161,10 @@
       </w:pPr>
       <w:r>
         <w:rPr>
-          <w:vanish/>
-          <w:sz w:val="16"/>
-          <w:color w:val="BFBFBF"/>
+          <w:sz w:val="24"/>
+          <w:color w:val="A6A6A6"/>
         </w:rPr>
-        <w:t>AIGC标识: 3e8b1ae4-c778-43fa-98c2-0d770e3131de</w:t>
+        <w:t>AI生成</w:t>
       </w:r>
     </w:p>
     <w:p>
@@ -16810,7 +17177,7 @@
           <w:sz w:val="16"/>
           <w:color w:val="BFBFBF"/>
         </w:rPr>
-        <w:t>AIGC标识: 9e11f3cc-7ffa-407a-8a02-275c988335cb</w:t>
+        <w:t>AIGC标识: 4fc0bb73-a598-4654-b928-e744b743ed6a</w:t>
       </w:r>
     </w:p>
     <w:sectPr>
@@ -17934,6 +18301,14 @@
     </w:lvlOverride>
   </w:num>
 </w:numbering>
+</file>
+
+<file path=word/people.xml><?xml version="1.0" encoding="utf-8"?>
+<w15:people xmlns:w15="http://schemas.microsoft.com/office/word/2012/wordml">
+  <w15:person w15:author="TeleAgent">
+    <w15:presenceInfo w15:providerId="None" w15:userId="TeleAgent"/>
+  </w15:person>
+</w15:people>
 </file>
 
 <file path=word/styles.xml><?xml version="1.0" encoding="utf-8"?>
